--- a/docx/1.1_《漢模拉比法典》的冷知識_S.docx
+++ b/docx/1.1_《漢模拉比法典》的冷知識_S.docx
@@ -11,7 +11,13 @@
           <w:tab w:val="left" w:pos="2694" w:leader="none"/>
         </w:tabs>
         <w:rPr>
-          <w:lang w:eastAsia="zh-HK"/>
+          <w:rFonts w:ascii="微軟正黑體" w:hAnsi="微軟正黑體" w:eastAsia="微軟正黑體" w:cs="微軟正黑體" w:hint="eastAsia"/>
+          <w:b/>
+          <w:bCs/>
+          <w:color w:val="501549"/>
+          <w:sz w:val="48"/>
+          <w:szCs w:val="48"/>
+          <w:u w:val="dotted"/>
         </w:rPr>
       </w:pPr>
       <w:r>
@@ -31,6 +37,170 @@
       <w:pPr>
         <w:pStyle w:val="Normal"/>
         <w:rPr>
+          <w:rFonts w:ascii="微軟正黑體" w:hAnsi="微軟正黑體" w:eastAsia="微軟正黑體" w:cs="微軟正黑體" w:hint="eastAsia"/>
+          <w:b/>
+          <w:bCs/>
+          <w:color w:val="501549"/>
+          <w:sz w:val="48"/>
+          <w:szCs w:val="48"/>
+          <w:u w:val="dotted"/>
+        </w:rPr>
+      </w:pPr>
+      <w:r>
+        <w:rPr>
+          <w:rFonts w:eastAsia="微軟正黑體" w:cs="微軟正黑體" w:hint="eastAsia" w:ascii="微軟正黑體" w:hAnsi="微軟正黑體"/>
+          <w:b/>
+          <w:bCs/>
+          <w:color w:val="501549"/>
+          <w:sz w:val="48"/>
+          <w:szCs w:val="48"/>
+          <w:u w:val="dotted"/>
+        </w:rPr>
+      </w:r>
+    </w:p>
+    <w:tbl>
+      <w:tblPr>
+        <w:tblW w:w="9667" w:type="dxa"/>
+        <w:jc w:val="start"/>
+        <w:tblInd w:w="80" w:type="dxa"/>
+        <w:tblLayout w:type="fixed"/>
+        <w:tblCellMar>
+          <w:top w:w="0" w:type="dxa"/>
+          <w:start w:w="108" w:type="dxa"/>
+          <w:bottom w:w="0" w:type="dxa"/>
+          <w:end w:w="108" w:type="dxa"/>
+        </w:tblCellMar>
+      </w:tblPr>
+      <w:tblGrid>
+        <w:gridCol w:w="9667"/>
+      </w:tblGrid>
+      <w:tr>
+        <w:trPr/>
+        <w:tc>
+          <w:tcPr>
+            <w:tcW w:w="9667" w:type="dxa"/>
+            <w:tcBorders>
+              <w:top w:val="dotDotDash" w:sz="12" w:space="0" w:color="501549"/>
+              <w:start w:val="dotDotDash" w:sz="12" w:space="0" w:color="501549"/>
+              <w:bottom w:val="dotDotDash" w:sz="12" w:space="0" w:color="501549"/>
+              <w:end w:val="dotDotDash" w:sz="12" w:space="0" w:color="501549"/>
+            </w:tcBorders>
+            <w:shd w:fill="F9E7F6" w:val="clear"/>
+          </w:tcPr>
+          <w:p>
+            <w:pPr>
+              <w:pStyle w:val="Normal"/>
+              <w:rPr>
+                <w:lang w:eastAsia="zh-HK"/>
+              </w:rPr>
+            </w:pPr>
+            <w:r>
+              <w:rPr>
+                <w:rFonts w:hint="eastAsia"/>
+              </w:rPr>
+              <w:t>本篇章與中一課題</w:t>
+            </w:r>
+            <w:r>
+              <w:rPr>
+                <w:rFonts w:cs="Times New Roman" w:ascii="Times New Roman" w:hAnsi="Times New Roman"/>
+              </w:rPr>
+              <w:t>1</w:t>
+            </w:r>
+            <w:r>
+              <w:rPr>
+                <w:rFonts w:hint="eastAsia"/>
+              </w:rPr>
+              <w:t>的「</w:t>
+            </w:r>
+            <w:r>
+              <w:rPr>
+                <w:rFonts w:cs="Times New Roman" w:ascii="Times New Roman" w:hAnsi="Times New Roman"/>
+                <w:b/>
+                <w:bCs/>
+              </w:rPr>
+              <w:t xml:space="preserve">III </w:t>
+            </w:r>
+            <w:r>
+              <w:rPr>
+                <w:rFonts w:ascii="Times New Roman" w:hAnsi="Times New Roman" w:cs="Times New Roman"/>
+                <w:b/>
+                <w:bCs/>
+              </w:rPr>
+              <w:t>古代主要文明的個案研習：新月沃土、尼羅河流域、印度河流域及黃河流域（四選一）</w:t>
+            </w:r>
+            <w:r>
+              <w:rPr>
+                <w:rFonts w:hint="eastAsia"/>
+              </w:rPr>
+              <w:t>」相關，可配合「</w:t>
+            </w:r>
+            <w:r>
+              <w:rPr>
+                <w:rFonts w:hint="eastAsia"/>
+                <w:b/>
+                <w:bCs/>
+              </w:rPr>
+              <w:t>新月沃土文明</w:t>
+            </w:r>
+            <w:r>
+              <w:rPr>
+                <w:rFonts w:hint="eastAsia"/>
+              </w:rPr>
+              <w:t>」中「</w:t>
+            </w:r>
+            <w:r>
+              <w:rPr>
+                <w:rFonts w:hint="eastAsia"/>
+                <w:b/>
+                <w:bCs/>
+              </w:rPr>
+              <w:t>新月沃土文明的特徵及成就</w:t>
+            </w:r>
+            <w:r>
+              <w:rPr>
+                <w:rFonts w:hint="eastAsia"/>
+              </w:rPr>
+              <w:t>」部分（</w:t>
+            </w:r>
+            <w:r>
+              <w:rPr>
+                <w:rFonts w:ascii="Times New Roman" w:hAnsi="Times New Roman" w:cs="Times New Roman"/>
+              </w:rPr>
+              <w:t>課本</w:t>
+            </w:r>
+            <w:r>
+              <w:rPr>
+                <w:rFonts w:cs="Times New Roman" w:ascii="Times New Roman" w:hAnsi="Times New Roman"/>
+              </w:rPr>
+              <w:t>1</w:t>
+            </w:r>
+            <w:r>
+              <w:rPr>
+                <w:rFonts w:ascii="Times New Roman" w:hAnsi="Times New Roman" w:cs="Times New Roman"/>
+              </w:rPr>
+              <w:t>上，頁</w:t>
+            </w:r>
+            <w:r>
+              <w:rPr>
+                <w:rFonts w:cs="Times New Roman" w:hint="eastAsia" w:ascii="Times New Roman" w:hAnsi="Times New Roman"/>
+              </w:rPr>
+              <w:t>29-41</w:t>
+            </w:r>
+            <w:r>
+              <w:rPr>
+                <w:rFonts w:hint="eastAsia"/>
+              </w:rPr>
+              <w:t>）使用。</w:t>
+            </w:r>
+          </w:p>
+        </w:tc>
+      </w:tr>
+    </w:tbl>
+    <w:p>
+      <w:pPr>
+        <w:pStyle w:val="Normal"/>
+        <w:jc w:val="center"/>
+        <w:rPr>
           <w:lang w:eastAsia="zh-HK"/>
         </w:rPr>
       </w:pPr>
@@ -55,9 +225,9 @@
         </w:rPr>
         <w:drawing>
           <wp:inline distT="0" distB="0" distL="0" distR="0">
-            <wp:extent cx="5274945" cy="3122930"/>
+            <wp:extent cx="5274945" cy="3123565"/>
             <wp:effectExtent l="0" t="0" r="0" b="0"/>
-            <wp:docPr id="1" name="影像1"/>
+            <wp:docPr id="1" name="圖片 7"/>
             <wp:cNvGraphicFramePr>
               <a:graphicFrameLocks xmlns:a="http://schemas.openxmlformats.org/drawingml/2006/main" noChangeAspect="1"/>
             </wp:cNvGraphicFramePr>
@@ -65,14 +235,14 @@
               <a:graphicData uri="http://schemas.openxmlformats.org/drawingml/2006/picture">
                 <pic:pic xmlns:pic="http://schemas.openxmlformats.org/drawingml/2006/picture">
                   <pic:nvPicPr>
-                    <pic:cNvPr id="1" name="影像1"/>
+                    <pic:cNvPr id="1" name="圖片 7"/>
                     <pic:cNvPicPr>
                       <a:picLocks noChangeAspect="1" noChangeArrowheads="1"/>
                     </pic:cNvPicPr>
                   </pic:nvPicPr>
                   <pic:blipFill>
                     <a:blip r:embed="rId2"/>
-                    <a:srcRect l="-39" t="-66" r="-39" b="-66"/>
+                    <a:srcRect l="-13" t="-22" r="-13" b="-22"/>
                     <a:stretch>
                       <a:fillRect/>
                     </a:stretch>
@@ -80,7 +250,7 @@
                   <pic:spPr bwMode="auto">
                     <a:xfrm>
                       <a:off x="0" y="0"/>
-                      <a:ext cx="5274945" cy="3122930"/>
+                      <a:ext cx="5274945" cy="3123565"/>
                     </a:xfrm>
                     <a:prstGeom prst="rect">
                       <a:avLst/>
@@ -162,8 +332,83 @@
       </w:pPr>
       <w:r>
         <w:rPr>
-          <w:lang w:eastAsia="zh-HK"/>
-        </w:rPr>
+          <w:rFonts w:hint="eastAsia"/>
+          <w:lang w:eastAsia="zh-HK"/>
+        </w:rPr>
+        <w:t>事實上，此刑法可追朔至</w:t>
+      </w:r>
+      <w:r>
+        <w:rPr>
+          <w:rFonts w:hint="eastAsia"/>
+          <w:lang w:eastAsia="zh-HK"/>
+        </w:rPr>
+        <w:t>3,700</w:t>
+      </w:r>
+      <w:r>
+        <w:rPr>
+          <w:rFonts w:hint="eastAsia"/>
+          <w:lang w:eastAsia="zh-HK"/>
+        </w:rPr>
+        <w:t>多年前的古巴比倫王國。當時的漢模拉比王由於感到自己難以處理數量龐大的申訴案件，因此他下令收集過往的法律條文及社會約定俗成的習慣，制訂了《漢模拉比法典》，刻在神殿的石柱上，體現公義。法典共有</w:t>
+      </w:r>
+      <w:r>
+        <w:rPr>
+          <w:rFonts w:hint="eastAsia"/>
+          <w:lang w:eastAsia="zh-HK"/>
+        </w:rPr>
+        <w:t>282</w:t>
+      </w:r>
+      <w:r>
+        <w:rPr>
+          <w:rFonts w:hint="eastAsia"/>
+          <w:lang w:eastAsia="zh-HK"/>
+        </w:rPr>
+        <w:t>條條文，用楔形文字寫成。</w:t>
+      </w:r>
+    </w:p>
+    <w:p>
+      <w:pPr>
+        <w:pStyle w:val="Normal"/>
+        <w:jc w:val="both"/>
+        <w:rPr>
+          <w:rFonts w:hint="eastAsia"/>
+          <w:lang w:eastAsia="zh-HK"/>
+        </w:rPr>
+      </w:pPr>
+      <w:r>
+        <w:rPr>
+          <w:rFonts w:hint="eastAsia"/>
+          <w:lang w:eastAsia="zh-HK"/>
+        </w:rPr>
+      </w:r>
+    </w:p>
+    <w:p>
+      <w:pPr>
+        <w:pStyle w:val="Normal"/>
+        <w:jc w:val="both"/>
+        <w:rPr>
+          <w:lang w:eastAsia="zh-HK"/>
+        </w:rPr>
+      </w:pPr>
+      <w:r>
+        <w:rPr>
+          <w:rFonts w:hint="eastAsia"/>
+          <w:lang w:eastAsia="zh-HK"/>
+        </w:rPr>
+        <w:t>不少條文以「以牙還牙、以眼還眼」作為處理原則。例如，被人打斷了腿，也要把對方的腿打斷。如果房屋倒塌，壓死了房主的兒子，建造這所房屋的人得拿自己的兒子抵命。因此，我們可以得知當時法律的嚴厲。然而，這只是單單一部嚴明法典嗎？以下讓我們透過《漢模拉比法典》的小知識來了解巴比倫時</w:t>
+      </w:r>
+      <w:r>
+        <w:rPr>
+          <w:rFonts w:hint="eastAsia"/>
+        </w:rPr>
+        <w:t>期</w:t>
+      </w:r>
+      <w:r>
+        <w:rPr>
+          <w:rFonts w:hint="eastAsia"/>
+          <w:lang w:eastAsia="zh-HK"/>
+        </w:rPr>
+        <w:t>的社會特色吧！</w:t>
       </w:r>
       <w:r>
         <w:br w:type="page"/>
@@ -174,77 +419,718 @@
         <w:pStyle w:val="Normal"/>
         <w:jc w:val="center"/>
         <w:rPr>
-          <w:lang w:eastAsia="zh-HK"/>
-        </w:rPr>
-      </w:pPr>
-      <w:r>
-        <w:rPr>
-          <w:lang w:eastAsia="zh-HK"/>
-        </w:rPr>
-      </w:r>
-    </w:p>
-    <w:p>
-      <w:pPr>
-        <w:pStyle w:val="Normal"/>
-        <w:jc w:val="both"/>
-        <w:rPr>
-          <w:lang w:eastAsia="zh-HK"/>
-        </w:rPr>
-      </w:pPr>
-      <w:r>
-        <w:rPr>
-          <w:lang w:eastAsia="zh-HK"/>
-        </w:rPr>
-      </w:r>
-    </w:p>
-    <w:p>
-      <w:pPr>
-        <w:pStyle w:val="Normal"/>
+          <w:lang w:val="zh-TW" w:eastAsia="zh-TW"/>
+        </w:rPr>
+      </w:pPr>
+      <w:r>
+        <w:rPr>
+          <w:lang w:val="zh-TW" w:eastAsia="zh-TW"/>
+        </w:rPr>
+        <w:drawing>
+          <wp:inline distT="0" distB="0" distL="0" distR="0">
+            <wp:extent cx="4400550" cy="8190230"/>
+            <wp:effectExtent l="0" t="0" r="0" b="0"/>
+            <wp:docPr id="2" name="圖片 10"/>
+            <wp:cNvGraphicFramePr>
+              <a:graphicFrameLocks xmlns:a="http://schemas.openxmlformats.org/drawingml/2006/main" noChangeAspect="1"/>
+            </wp:cNvGraphicFramePr>
+            <a:graphic xmlns:a="http://schemas.openxmlformats.org/drawingml/2006/main">
+              <a:graphicData uri="http://schemas.openxmlformats.org/drawingml/2006/picture">
+                <pic:pic xmlns:pic="http://schemas.openxmlformats.org/drawingml/2006/picture">
+                  <pic:nvPicPr>
+                    <pic:cNvPr id="2" name="圖片 10"/>
+                    <pic:cNvPicPr>
+                      <a:picLocks noChangeAspect="1" noChangeArrowheads="1"/>
+                    </pic:cNvPicPr>
+                  </pic:nvPicPr>
+                  <pic:blipFill>
+                    <a:blip r:embed="rId3"/>
+                    <a:srcRect l="-11" t="-6" r="-11" b="-6"/>
+                    <a:stretch>
+                      <a:fillRect/>
+                    </a:stretch>
+                  </pic:blipFill>
+                  <pic:spPr bwMode="auto">
+                    <a:xfrm>
+                      <a:off x="0" y="0"/>
+                      <a:ext cx="4400550" cy="8190230"/>
+                    </a:xfrm>
+                    <a:prstGeom prst="rect">
+                      <a:avLst/>
+                    </a:prstGeom>
+                    <a:noFill/>
+                  </pic:spPr>
+                </pic:pic>
+              </a:graphicData>
+            </a:graphic>
+          </wp:inline>
+        </w:drawing>
+      </w:r>
+    </w:p>
+    <w:p>
+      <w:pPr>
+        <w:pStyle w:val="Normal"/>
+        <w:jc w:val="center"/>
+        <w:rPr>
+          <w:rFonts w:ascii="華康儷圓 Std W7;微軟正黑體" w:hAnsi="華康儷圓 Std W7;微軟正黑體" w:eastAsia="華康儷圓 Std W7;微軟正黑體" w:cs="華康儷圓 Std W7;微軟正黑體" w:hint="eastAsia"/>
+          <w:i/>
+          <w:sz w:val="20"/>
+          <w:szCs w:val="20"/>
+          <w:lang w:eastAsia="zh-HK"/>
+        </w:rPr>
+      </w:pPr>
+      <w:r>
+        <w:rPr>
+          <w:rFonts w:ascii="華康儷圓 Std W7;微軟正黑體" w:hAnsi="華康儷圓 Std W7;微軟正黑體" w:cs="華康儷圓 Std W7;微軟正黑體" w:hint="eastAsia" w:eastAsia="華康儷圓 Std W7;微軟正黑體"/>
+          <w:i/>
+          <w:sz w:val="20"/>
+          <w:szCs w:val="20"/>
+          <w:lang w:eastAsia="zh-HK"/>
+        </w:rPr>
+        <w:t>漢模拉比法典碑，約公元前</w:t>
+      </w:r>
+      <w:r>
+        <w:rPr>
+          <w:rFonts w:eastAsia="華康儷圓 Std W7;微軟正黑體" w:cs="華康儷圓 Std W7;微軟正黑體" w:hint="eastAsia" w:ascii="華康儷圓 Std W7;微軟正黑體" w:hAnsi="華康儷圓 Std W7;微軟正黑體"/>
+          <w:i/>
+          <w:sz w:val="20"/>
+          <w:szCs w:val="20"/>
+          <w:lang w:eastAsia="zh-HK"/>
+        </w:rPr>
+        <w:t>1760</w:t>
+      </w:r>
+      <w:r>
+        <w:rPr>
+          <w:rFonts w:ascii="華康儷圓 Std W7;微軟正黑體" w:hAnsi="華康儷圓 Std W7;微軟正黑體" w:cs="華康儷圓 Std W7;微軟正黑體" w:hint="eastAsia" w:eastAsia="華康儷圓 Std W7;微軟正黑體"/>
+          <w:i/>
+          <w:sz w:val="20"/>
+          <w:szCs w:val="20"/>
+          <w:lang w:eastAsia="zh-HK"/>
+        </w:rPr>
+        <w:t>年。現存法國羅浮宮內。</w:t>
+      </w:r>
+      <w:r>
+        <w:br w:type="page"/>
+      </w:r>
+    </w:p>
+    <w:p>
+      <w:pPr>
+        <w:pStyle w:val="Normal"/>
+        <w:jc w:val="both"/>
+        <w:rPr>
+          <w:rFonts w:ascii="標楷體" w:hAnsi="標楷體" w:eastAsia="標楷體" w:cs="標楷體" w:hint="eastAsia"/>
+          <w:b/>
+          <w:bCs/>
+          <w:color w:val="074F6A"/>
+          <w:sz w:val="32"/>
+          <w:szCs w:val="32"/>
+          <w:lang w:val="en-GB" w:eastAsia="zh-HK"/>
+        </w:rPr>
+      </w:pPr>
+      <w:r>
+        <w:rPr>
+          <w:rFonts w:ascii="標楷體" w:hAnsi="標楷體" w:cs="標楷體" w:hint="eastAsia" w:eastAsia="標楷體"/>
+          <w:b/>
+          <w:bCs/>
+          <w:color w:val="074F6A"/>
+          <w:sz w:val="32"/>
+          <w:szCs w:val="32"/>
+          <w:lang w:val="en-GB" w:eastAsia="zh-HK"/>
+        </w:rPr>
+        <w:t>古巴比倫的宗教與迷信</w:t>
+      </w:r>
+    </w:p>
+    <w:p>
+      <w:pPr>
+        <w:pStyle w:val="Normal"/>
+        <w:jc w:val="both"/>
+        <w:rPr>
+          <w:lang w:eastAsia="zh-HK"/>
+        </w:rPr>
+      </w:pPr>
+      <w:r>
+        <w:rPr>
+          <w:rFonts w:hint="eastAsia"/>
+          <w:lang w:eastAsia="zh-HK"/>
+        </w:rPr>
+        <w:t>從石碑可見上方漢模拉比王以祈禱的姿勢站著，太陽神正將象徵司法和王權的測桿和指環遞給漢模拉比王，因此被理解為太陽神授於王。法典的序言亦重申漢模拉比是上天授與權力的王，足見國王已懂利用來宣傳其統治合法性。</w:t>
+      </w:r>
+    </w:p>
+    <w:p>
+      <w:pPr>
+        <w:pStyle w:val="Normal"/>
+        <w:jc w:val="both"/>
+        <w:rPr>
+          <w:lang w:eastAsia="zh-HK"/>
+        </w:rPr>
+      </w:pPr>
+      <w:r>
+        <w:rPr>
+          <w:lang w:eastAsia="zh-HK"/>
+        </w:rPr>
+      </w:r>
+    </w:p>
+    <w:p>
+      <w:pPr>
+        <w:pStyle w:val="Normal"/>
+        <w:jc w:val="both"/>
+        <w:rPr>
+          <w:lang w:eastAsia="zh-HK"/>
+        </w:rPr>
+      </w:pPr>
+      <w:r>
+        <w:rPr>
+          <w:rFonts w:hint="eastAsia"/>
+          <w:lang w:eastAsia="zh-HK"/>
+        </w:rPr>
+        <w:t>另外根據用來處理巫盅之罪的水審法，犯案的被告人被投入河中，如果他沒有被溺死，就意味著河水已為他「洗白」，即為無罪，告發者應處死刑。由此，當時以神判的方式來處理案件的情況是很普遍的，反映了古巴比倫人非常迷信。</w:t>
+      </w:r>
+    </w:p>
+    <w:p>
+      <w:pPr>
+        <w:pStyle w:val="Normal"/>
+        <w:jc w:val="both"/>
+        <w:rPr>
+          <w:rFonts w:hint="eastAsia"/>
+          <w:lang w:eastAsia="zh-HK"/>
+        </w:rPr>
+      </w:pPr>
+      <w:r>
+        <w:rPr>
+          <w:rFonts w:hint="eastAsia"/>
+          <w:lang w:eastAsia="zh-HK"/>
+        </w:rPr>
+      </w:r>
+    </w:p>
+    <w:p>
+      <w:pPr>
+        <w:pStyle w:val="Normal"/>
+        <w:jc w:val="center"/>
+        <w:rPr>
+          <w:rFonts w:ascii="微軟正黑體" w:hAnsi="微軟正黑體" w:eastAsia="微軟正黑體" w:cs="微軟正黑體" w:hint="eastAsia"/>
+          <w:color w:val="313131"/>
+          <w:sz w:val="21"/>
+          <w:szCs w:val="21"/>
+          <w:lang w:val="zh-TW" w:eastAsia="zh-TW"/>
+        </w:rPr>
+      </w:pPr>
+      <w:r>
+        <w:rPr>
+          <w:rFonts w:ascii="新細明體;PMingLiU" w:hAnsi="新細明體;PMingLiU" w:cs="新細明體;PMingLiU"/>
+          <w:color w:val="4E3207"/>
+          <w:lang w:val="zh-TW" w:eastAsia="zh-TW"/>
+        </w:rPr>
+        <w:drawing>
+          <wp:inline distT="0" distB="0" distL="0" distR="0">
+            <wp:extent cx="5273040" cy="3954780"/>
+            <wp:effectExtent l="0" t="0" r="0" b="0"/>
+            <wp:docPr id="3" name="圖片 11"/>
+            <wp:cNvGraphicFramePr>
+              <a:graphicFrameLocks xmlns:a="http://schemas.openxmlformats.org/drawingml/2006/main" noChangeAspect="1"/>
+            </wp:cNvGraphicFramePr>
+            <a:graphic xmlns:a="http://schemas.openxmlformats.org/drawingml/2006/main">
+              <a:graphicData uri="http://schemas.openxmlformats.org/drawingml/2006/picture">
+                <pic:pic xmlns:pic="http://schemas.openxmlformats.org/drawingml/2006/picture">
+                  <pic:nvPicPr>
+                    <pic:cNvPr id="3" name="圖片 11"/>
+                    <pic:cNvPicPr>
+                      <a:picLocks noChangeAspect="1" noChangeArrowheads="1"/>
+                    </pic:cNvPicPr>
+                  </pic:nvPicPr>
+                  <pic:blipFill>
+                    <a:blip r:embed="rId4"/>
+                    <a:srcRect l="-5" t="-6" r="-5" b="-6"/>
+                    <a:stretch>
+                      <a:fillRect/>
+                    </a:stretch>
+                  </pic:blipFill>
+                  <pic:spPr bwMode="auto">
+                    <a:xfrm>
+                      <a:off x="0" y="0"/>
+                      <a:ext cx="5273040" cy="3954780"/>
+                    </a:xfrm>
+                    <a:prstGeom prst="rect">
+                      <a:avLst/>
+                    </a:prstGeom>
+                    <a:noFill/>
+                  </pic:spPr>
+                </pic:pic>
+              </a:graphicData>
+            </a:graphic>
+          </wp:inline>
+        </w:drawing>
+      </w:r>
+    </w:p>
+    <w:p>
+      <w:pPr>
+        <w:pStyle w:val="Normal"/>
+        <w:jc w:val="center"/>
+        <w:rPr>
+          <w:rFonts w:ascii="華康儷圓 Std W7;微軟正黑體" w:hAnsi="華康儷圓 Std W7;微軟正黑體" w:eastAsia="華康儷圓 Std W7;微軟正黑體" w:cs="華康儷圓 Std W7;微軟正黑體"/>
+          <w:i/>
+          <w:sz w:val="20"/>
+          <w:szCs w:val="20"/>
+          <w:lang w:eastAsia="zh-HK"/>
+        </w:rPr>
+      </w:pPr>
+      <w:r>
+        <w:rPr>
+          <w:rFonts w:ascii="華康儷圓 Std W7;微軟正黑體" w:hAnsi="華康儷圓 Std W7;微軟正黑體" w:cs="華康儷圓 Std W7;微軟正黑體" w:hint="eastAsia" w:eastAsia="華康儷圓 Std W7;微軟正黑體"/>
+          <w:i/>
+          <w:sz w:val="20"/>
+          <w:szCs w:val="20"/>
+          <w:lang w:eastAsia="zh-HK"/>
+        </w:rPr>
+        <w:t>石碑上鐫刻的楔形文字條文。</w:t>
+      </w:r>
+    </w:p>
+    <w:p>
+      <w:pPr>
+        <w:pStyle w:val="Normal"/>
+        <w:jc w:val="center"/>
+        <w:rPr>
+          <w:rFonts w:ascii="華康儷圓 Std W7;微軟正黑體" w:hAnsi="華康儷圓 Std W7;微軟正黑體" w:eastAsia="華康儷圓 Std W7;微軟正黑體" w:cs="華康儷圓 Std W7;微軟正黑體"/>
+          <w:i/>
+          <w:sz w:val="20"/>
+          <w:szCs w:val="20"/>
+          <w:lang w:eastAsia="zh-HK"/>
+        </w:rPr>
+      </w:pPr>
+      <w:r>
+        <w:rPr>
+          <w:rFonts w:eastAsia="華康儷圓 Std W7;微軟正黑體" w:cs="華康儷圓 Std W7;微軟正黑體" w:ascii="華康儷圓 Std W7;微軟正黑體" w:hAnsi="華康儷圓 Std W7;微軟正黑體"/>
+          <w:i/>
+          <w:sz w:val="20"/>
+          <w:szCs w:val="20"/>
+          <w:lang w:eastAsia="zh-HK"/>
+        </w:rPr>
+      </w:r>
+    </w:p>
+    <w:p>
+      <w:pPr>
+        <w:pStyle w:val="Normal"/>
+        <w:jc w:val="both"/>
+        <w:rPr>
+          <w:rFonts w:ascii="標楷體" w:hAnsi="標楷體" w:eastAsia="標楷體" w:cs="標楷體"/>
+          <w:b/>
+          <w:bCs/>
+          <w:color w:val="074F6A"/>
+          <w:sz w:val="32"/>
+          <w:szCs w:val="32"/>
+          <w:lang w:val="en-GB" w:eastAsia="zh-HK"/>
+        </w:rPr>
+      </w:pPr>
+      <w:r>
+        <w:rPr>
+          <w:rFonts w:ascii="標楷體" w:hAnsi="標楷體" w:cs="標楷體" w:hint="eastAsia" w:eastAsia="標楷體"/>
+          <w:b/>
+          <w:bCs/>
+          <w:color w:val="074F6A"/>
+          <w:sz w:val="32"/>
+          <w:szCs w:val="32"/>
+          <w:lang w:val="en-GB" w:eastAsia="zh-HK"/>
+        </w:rPr>
+        <w:t>彰顯公義之間的矛盾</w:t>
+      </w:r>
+    </w:p>
+    <w:p>
+      <w:pPr>
+        <w:pStyle w:val="Normal"/>
+        <w:jc w:val="both"/>
+        <w:rPr>
+          <w:lang w:eastAsia="zh-HK"/>
+        </w:rPr>
+      </w:pPr>
+      <w:r>
+        <w:rPr>
+          <w:rFonts w:hint="eastAsia"/>
+          <w:lang w:eastAsia="zh-HK"/>
+        </w:rPr>
+        <w:t>漢模拉比法典的建立實際上是為了維護奴隸主階級的統治地位，保護統治階級的利益。當時，不同等級的人，在法律上的地位有高低之分。巴比倫人被分貴族、自由民及奴隸三等。如果受害人的階層較低，那犯法者只需付罰款便可了事。另外，條文更反映了男女不平等的問題。如果一個男人殺死懷孕的婢女，他會被處以罰金；但如果這位孕婦是自由人，犯罪者的女兒將被處死以為補償，而非本人。這是奴隸制及男性主導社會下的必然結果。</w:t>
+      </w:r>
+      <w:r>
+        <w:br w:type="page"/>
+      </w:r>
+    </w:p>
+    <w:p>
+      <w:pPr>
+        <w:pStyle w:val="Normal"/>
+        <w:jc w:val="both"/>
+        <w:rPr>
+          <w:lang w:eastAsia="zh-HK"/>
+        </w:rPr>
+      </w:pPr>
+      <w:r>
+        <w:rPr>
+          <w:rFonts w:hint="eastAsia"/>
+          <w:lang w:eastAsia="zh-HK"/>
+        </w:rPr>
+        <w:t>但是，漢模拉比國王希望透過法典來令社會達到公平公義。除了以嚴苛的法律來整頓社會外，他更訂立了一些規條，例如不同職業有都有最低的薪酬，終身奴役被廢除等。因此，農民、醫生，甚至低下的奴隸都能獲得最低工資，奴隸更有自由及受保護的權利。</w:t>
+      </w:r>
+    </w:p>
+    <w:p>
+      <w:pPr>
+        <w:pStyle w:val="Normal"/>
+        <w:jc w:val="both"/>
+        <w:rPr>
+          <w:rFonts w:hint="eastAsia"/>
+          <w:lang w:eastAsia="zh-HK"/>
+        </w:rPr>
+      </w:pPr>
+      <w:r>
+        <w:rPr>
+          <w:rFonts w:hint="eastAsia"/>
+          <w:lang w:eastAsia="zh-HK"/>
+        </w:rPr>
+      </w:r>
+    </w:p>
+    <w:p>
+      <w:pPr>
+        <w:pStyle w:val="Normal"/>
+        <w:jc w:val="both"/>
+        <w:rPr>
+          <w:rFonts w:ascii="標楷體" w:hAnsi="標楷體" w:eastAsia="標楷體" w:cs="標楷體"/>
+          <w:b/>
+          <w:bCs/>
+          <w:color w:val="074F6A"/>
+          <w:sz w:val="32"/>
+          <w:szCs w:val="32"/>
+          <w:lang w:val="en-GB" w:eastAsia="zh-HK"/>
+        </w:rPr>
+      </w:pPr>
+      <w:r>
+        <w:rPr>
+          <w:rFonts w:ascii="標楷體" w:hAnsi="標楷體" w:cs="標楷體" w:hint="eastAsia" w:eastAsia="標楷體"/>
+          <w:b/>
+          <w:bCs/>
+          <w:color w:val="074F6A"/>
+          <w:sz w:val="32"/>
+          <w:szCs w:val="32"/>
+          <w:lang w:val="en-GB" w:eastAsia="zh-HK"/>
+        </w:rPr>
+        <w:t>影響深遠的《漢模拉比法典》</w:t>
+      </w:r>
+    </w:p>
+    <w:p>
+      <w:pPr>
+        <w:pStyle w:val="Normal"/>
+        <w:jc w:val="both"/>
+        <w:rPr>
+          <w:lang w:eastAsia="zh-HK"/>
+        </w:rPr>
+      </w:pPr>
+      <w:r>
+        <w:rPr>
+          <w:rFonts w:hint="eastAsia"/>
+          <w:lang w:eastAsia="zh-HK"/>
+        </w:rPr>
+        <w:t>由美索不達米亞時期直到現在，我們都可以看到《漢模拉比法典》的影子。許多現代法律原則如「無罪推斷」、公民陪審團等都是由此起源。此外，在古代，正義與懲罰以「同態報復」為重心。直到現在，回教世界不少國家至今仍以同樣的方法來處理刑罰，也因而受到不少人道主義者的批評。總而言之，作為世上最早的一部比較具有系統的法典，其價值是不可言喻的。</w:t>
+      </w:r>
+    </w:p>
+    <w:p>
+      <w:pPr>
+        <w:pStyle w:val="Normal"/>
+        <w:jc w:val="both"/>
+        <w:rPr>
+          <w:rFonts w:ascii="新細明體;PMingLiU" w:hAnsi="新細明體;PMingLiU" w:cs="新細明體;PMingLiU"/>
+          <w:lang w:val="zh-TW" w:eastAsia="zh-HK"/>
+        </w:rPr>
+      </w:pPr>
+      <w:r>
+        <w:rPr>
+          <w:rFonts w:cs="新細明體;PMingLiU" w:ascii="新細明體;PMingLiU" w:hAnsi="新細明體;PMingLiU"/>
+          <w:lang w:val="zh-TW" w:eastAsia="zh-HK"/>
+        </w:rPr>
+      </w:r>
+      <w:r>
+        <w:br w:type="page"/>
+      </w:r>
+    </w:p>
+    <w:p>
+      <w:pPr>
+        <w:pStyle w:val="Normal"/>
+        <w:jc w:val="both"/>
+        <w:rPr>
+          <w:rFonts w:ascii="新細明體;PMingLiU" w:hAnsi="新細明體;PMingLiU" w:cs="新細明體;PMingLiU"/>
+          <w:b/>
+          <w:lang w:val="zh-TW" w:eastAsia="zh-HK"/>
+        </w:rPr>
+      </w:pPr>
+      <w:r>
+        <w:rPr>
+          <w:rFonts w:cs="新細明體;PMingLiU" w:ascii="新細明體;PMingLiU" w:hAnsi="新細明體;PMingLiU"/>
+          <w:b/>
+          <w:lang w:val="zh-TW" w:eastAsia="zh-HK"/>
+        </w:rPr>
+      </w:r>
+    </w:p>
+    <w:tbl>
+      <w:tblPr>
+        <w:tblW w:w="9694" w:type="dxa"/>
+        <w:jc w:val="start"/>
+        <w:tblInd w:w="80" w:type="dxa"/>
+        <w:tblLayout w:type="fixed"/>
+        <w:tblCellMar>
+          <w:top w:w="0" w:type="dxa"/>
+          <w:start w:w="108" w:type="dxa"/>
+          <w:bottom w:w="0" w:type="dxa"/>
+          <w:end w:w="108" w:type="dxa"/>
+        </w:tblCellMar>
+      </w:tblPr>
+      <w:tblGrid>
+        <w:gridCol w:w="9694"/>
+      </w:tblGrid>
+      <w:tr>
+        <w:trPr/>
+        <w:tc>
+          <w:tcPr>
+            <w:tcW w:w="9694" w:type="dxa"/>
+            <w:tcBorders>
+              <w:bottom w:val="single" w:sz="12" w:space="0" w:color="4EA72E"/>
+            </w:tcBorders>
+          </w:tcPr>
+          <w:p>
+            <w:pPr>
+              <w:pStyle w:val="Normal"/>
+              <w:jc w:val="center"/>
+              <w:rPr>
+                <w:b/>
+              </w:rPr>
+            </w:pPr>
+            <w:r>
+              <w:rPr>
+                <w:lang w:eastAsia="zh-HK"/>
+              </w:rPr>
+              <w:drawing>
+                <wp:inline distT="0" distB="0" distL="0" distR="0">
+                  <wp:extent cx="1861820" cy="781685"/>
+                  <wp:effectExtent l="0" t="0" r="0" b="0"/>
+                  <wp:docPr id="4" name="影像1"/>
+                  <wp:cNvGraphicFramePr>
+                    <a:graphicFrameLocks xmlns:a="http://schemas.openxmlformats.org/drawingml/2006/main" noChangeAspect="1"/>
+                  </wp:cNvGraphicFramePr>
+                  <a:graphic xmlns:a="http://schemas.openxmlformats.org/drawingml/2006/main">
+                    <a:graphicData uri="http://schemas.openxmlformats.org/drawingml/2006/picture">
+                      <pic:pic xmlns:pic="http://schemas.openxmlformats.org/drawingml/2006/picture">
+                        <pic:nvPicPr>
+                          <pic:cNvPr id="4" name="影像1"/>
+                          <pic:cNvPicPr>
+                            <a:picLocks noChangeAspect="1" noChangeArrowheads="1"/>
+                          </pic:cNvPicPr>
+                        </pic:nvPicPr>
+                        <pic:blipFill>
+                          <a:blip r:embed="rId5"/>
+                          <a:srcRect l="-3" t="-7" r="-3" b="15251"/>
+                          <a:stretch>
+                            <a:fillRect/>
+                          </a:stretch>
+                        </pic:blipFill>
+                        <pic:spPr bwMode="auto">
+                          <a:xfrm>
+                            <a:off x="0" y="0"/>
+                            <a:ext cx="1861820" cy="781685"/>
+                          </a:xfrm>
+                          <a:prstGeom prst="rect">
+                            <a:avLst/>
+                          </a:prstGeom>
+                          <a:noFill/>
+                        </pic:spPr>
+                      </pic:pic>
+                    </a:graphicData>
+                  </a:graphic>
+                </wp:inline>
+              </w:drawing>
+            </w:r>
+          </w:p>
+        </w:tc>
+      </w:tr>
+      <w:tr>
+        <w:trPr/>
+        <w:tc>
+          <w:tcPr>
+            <w:tcW w:w="9694" w:type="dxa"/>
+            <w:tcBorders>
+              <w:top w:val="single" w:sz="12" w:space="0" w:color="4EA72E"/>
+              <w:start w:val="single" w:sz="12" w:space="0" w:color="4EA72E"/>
+              <w:bottom w:val="single" w:sz="12" w:space="0" w:color="4EA72E"/>
+              <w:end w:val="single" w:sz="12" w:space="0" w:color="4EA72E"/>
+            </w:tcBorders>
+            <w:shd w:fill="D9F2D0" w:val="clear"/>
+          </w:tcPr>
+          <w:p>
+            <w:pPr>
+              <w:pStyle w:val="Normal"/>
+              <w:spacing w:lineRule="auto" w:line="480"/>
+              <w:jc w:val="both"/>
+              <w:rPr>
+                <w:b/>
+              </w:rPr>
+            </w:pPr>
+            <w:r>
+              <w:rPr>
+                <w:rFonts w:hint="eastAsia"/>
+                <w:lang w:eastAsia="zh-HK"/>
+              </w:rPr>
+              <w:t>你認為報復主義對現今世界造成了甚麼影響？</w:t>
+            </w:r>
+          </w:p>
+        </w:tc>
+      </w:tr>
+    </w:tbl>
+    <w:p>
+      <w:pPr>
+        <w:pStyle w:val="Normal"/>
+        <w:jc w:val="both"/>
+        <w:rPr>
+          <w:b/>
+        </w:rPr>
+      </w:pPr>
+      <w:r>
+        <w:rPr>
+          <w:b/>
+        </w:rPr>
+      </w:r>
+    </w:p>
+    <w:p>
+      <w:pPr>
+        <w:pStyle w:val="Normal"/>
+        <w:jc w:val="both"/>
+        <w:rPr>
+          <w:b/>
+        </w:rPr>
+      </w:pPr>
+      <w:r>
+        <w:rPr>
+          <w:b/>
+        </w:rPr>
+      </w:r>
+    </w:p>
+    <w:p>
+      <w:pPr>
+        <w:pStyle w:val="Normal"/>
+        <w:spacing w:lineRule="auto" w:line="480"/>
         <w:jc w:val="both"/>
         <w:rPr>
           <w:rFonts w:ascii="Times New Roman" w:hAnsi="Times New Roman" w:cs="Times New Roman"/>
           <w:bCs/>
-          <w:lang w:eastAsia="zh-HK"/>
         </w:rPr>
       </w:pPr>
       <w:r>
         <w:rPr>
           <w:rFonts w:cs="Times New Roman" w:ascii="Times New Roman" w:hAnsi="Times New Roman"/>
           <w:bCs/>
-          <w:lang w:eastAsia="zh-HK"/>
-        </w:rPr>
-      </w:r>
-    </w:p>
-    <w:p>
-      <w:pPr>
-        <w:pStyle w:val="Normal"/>
+        </w:rPr>
+        <w:t>________________________________________________________________________________</w:t>
+      </w:r>
+    </w:p>
+    <w:p>
+      <w:pPr>
+        <w:pStyle w:val="Normal"/>
+        <w:spacing w:lineRule="auto" w:line="480"/>
         <w:jc w:val="both"/>
         <w:rPr>
           <w:rFonts w:ascii="Times New Roman" w:hAnsi="Times New Roman" w:cs="Times New Roman"/>
           <w:bCs/>
-          <w:lang w:eastAsia="zh-HK"/>
         </w:rPr>
       </w:pPr>
       <w:r>
         <w:rPr>
           <w:rFonts w:cs="Times New Roman" w:ascii="Times New Roman" w:hAnsi="Times New Roman"/>
           <w:bCs/>
-          <w:lang w:eastAsia="zh-HK"/>
-        </w:rPr>
-      </w:r>
-    </w:p>
-    <w:p>
-      <w:pPr>
-        <w:pStyle w:val="Normal"/>
-        <w:jc w:val="both"/>
-        <w:rPr>
-          <w:lang w:eastAsia="zh-HK"/>
-        </w:rPr>
-      </w:pPr>
-      <w:r>
-        <w:rPr>
-          <w:lang w:eastAsia="zh-HK"/>
-        </w:rPr>
+        </w:rPr>
+        <w:t>________________________________________________________________________________</w:t>
+      </w:r>
+    </w:p>
+    <w:p>
+      <w:pPr>
+        <w:pStyle w:val="Normal"/>
+        <w:spacing w:lineRule="auto" w:line="480"/>
+        <w:jc w:val="both"/>
+        <w:rPr/>
+      </w:pPr>
+      <w:r>
+        <w:rPr>
+          <w:rFonts w:cs="Times New Roman" w:ascii="Times New Roman" w:hAnsi="Times New Roman"/>
+          <w:bCs/>
+        </w:rPr>
+        <w:t>________________________________________________________________________________</w:t>
+      </w:r>
+    </w:p>
+    <w:p>
+      <w:pPr>
+        <w:pStyle w:val="Normal"/>
+        <w:spacing w:lineRule="auto" w:line="480"/>
+        <w:jc w:val="both"/>
+        <w:rPr>
+          <w:rFonts w:ascii="Times New Roman" w:hAnsi="Times New Roman" w:cs="Times New Roman"/>
+          <w:bCs/>
+        </w:rPr>
+      </w:pPr>
+      <w:r>
+        <w:rPr>
+          <w:rFonts w:cs="Times New Roman" w:ascii="Times New Roman" w:hAnsi="Times New Roman"/>
+          <w:bCs/>
+        </w:rPr>
+        <w:t>________________________________________________________________________________</w:t>
+      </w:r>
+    </w:p>
+    <w:p>
+      <w:pPr>
+        <w:pStyle w:val="Normal"/>
+        <w:spacing w:lineRule="auto" w:line="480"/>
+        <w:jc w:val="both"/>
+        <w:rPr>
+          <w:rFonts w:ascii="Times New Roman" w:hAnsi="Times New Roman" w:cs="Times New Roman"/>
+          <w:bCs/>
+        </w:rPr>
+      </w:pPr>
+      <w:r>
+        <w:rPr>
+          <w:rFonts w:cs="Times New Roman" w:ascii="Times New Roman" w:hAnsi="Times New Roman"/>
+          <w:bCs/>
+        </w:rPr>
+        <w:t>________________________________________________________________________________</w:t>
+      </w:r>
+    </w:p>
+    <w:p>
+      <w:pPr>
+        <w:pStyle w:val="Normal"/>
+        <w:rPr>
+          <w:rFonts w:ascii="Times New Roman" w:hAnsi="Times New Roman" w:cs="Times New Roman"/>
+          <w:bCs/>
+          <w:lang w:eastAsia="zh-HK"/>
+        </w:rPr>
+      </w:pPr>
+      <w:r>
+        <w:rPr>
+          <w:rFonts w:cs="Times New Roman" w:ascii="Times New Roman" w:hAnsi="Times New Roman"/>
+          <w:bCs/>
+          <w:lang w:eastAsia="zh-HK"/>
+        </w:rPr>
+      </w:r>
+    </w:p>
+    <w:p>
+      <w:pPr>
+        <w:pStyle w:val="Normal"/>
+        <w:jc w:val="both"/>
+        <w:rPr>
+          <w:lang w:eastAsia="zh-HK"/>
+        </w:rPr>
+      </w:pPr>
+      <w:r>
+        <w:rPr>
+          <w:lang w:eastAsia="zh-HK"/>
+        </w:rPr>
+      </w:r>
+    </w:p>
+    <w:p>
+      <w:pPr>
+        <w:pStyle w:val="Normal"/>
+        <w:jc w:val="both"/>
+        <w:rPr/>
+      </w:pPr>
+      <w:r>
+        <w:rPr/>
       </w:r>
     </w:p>
     <w:p>
@@ -355,12 +1241,7 @@
           <w:tab w:val="clear" w:pos="480"/>
           <w:tab w:val="left" w:pos="2034" w:leader="none"/>
         </w:tabs>
-        <w:rPr>
-          <w:rFonts w:ascii="Times New Roman" w:hAnsi="Times New Roman" w:cs="Times New Roman"/>
-          <w:sz w:val="0"/>
-          <w:szCs w:val="0"/>
-          <w:lang w:val="zh-TW" w:bidi="zh-TW"/>
-        </w:rPr>
+        <w:rPr/>
       </w:pPr>
       <w:r>
         <w:rPr>
@@ -381,8 +1262,8 @@
       </w:r>
     </w:p>
     <w:sectPr>
-      <w:headerReference w:type="default" r:id="rId3"/>
-      <w:footerReference w:type="default" r:id="rId4"/>
+      <w:headerReference w:type="default" r:id="rId6"/>
+      <w:footerReference w:type="default" r:id="rId7"/>
       <w:type w:val="nextPage"/>
       <w:pgSz w:w="11906" w:h="16838"/>
       <w:pgMar w:left="1134" w:right="1134" w:gutter="0" w:header="830" w:top="1040" w:footer="950" w:bottom="1134"/>
@@ -402,7 +1283,6 @@
       <w:pStyle w:val="Footer"/>
       <w:tabs>
         <w:tab w:val="clear" w:pos="4153"/>
-        <w:tab w:val="right" w:pos="8306" w:leader="none"/>
       </w:tabs>
       <w:jc w:val="center"/>
       <w:rPr>
@@ -453,7 +1333,7 @@
       <mc:AlternateContent>
         <mc:Choice Requires="wps">
           <w:drawing>
-            <wp:anchor distT="0" distB="0" distL="0" distR="0" simplePos="0" relativeHeight="4" behindDoc="0" locked="0" layoutInCell="0" allowOverlap="1">
+            <wp:anchor distT="0" distB="0" distL="0" distR="0" simplePos="0" relativeHeight="10" behindDoc="0" locked="0" layoutInCell="0" allowOverlap="1">
               <wp:simplePos x="0" y="0"/>
               <wp:positionH relativeFrom="page">
                 <wp:posOffset>3777615</wp:posOffset>
@@ -461,10 +1341,10 @@
               <wp:positionV relativeFrom="page">
                 <wp:posOffset>9943465</wp:posOffset>
               </wp:positionV>
-              <wp:extent cx="55880" cy="143510"/>
+              <wp:extent cx="56515" cy="144145"/>
               <wp:effectExtent l="0" t="0" r="0" b="0"/>
               <wp:wrapTopAndBottom/>
-              <wp:docPr id="2" name="外框1"/>
+              <wp:docPr id="5" name="外框1"/>
               <a:graphic xmlns:a="http://schemas.openxmlformats.org/drawingml/2006/main">
                 <a:graphicData uri="http://schemas.microsoft.com/office/word/2010/wordprocessingShape">
                   <wps:wsp>
@@ -472,7 +1352,7 @@
                     <wps:spPr>
                       <a:xfrm>
                         <a:off x="0" y="0"/>
-                        <a:ext cx="55880" cy="143510"/>
+                        <a:ext cx="56515" cy="144145"/>
                       </a:xfrm>
                       <a:prstGeom prst="rect"/>
                       <a:solidFill>
@@ -487,7 +1367,14 @@
                           <w:pPr>
                             <w:pStyle w:val="Footer"/>
                             <w:jc w:val="center"/>
-                            <w:rPr/>
+                            <w:rPr>
+                              <w:rStyle w:val="PageNumber"/>
+                              <w:rFonts w:ascii="Arial" w:hAnsi="Arial" w:eastAsia="微軟正黑體" w:cs="Arial"/>
+                              <w:b/>
+                              <w:bCs/>
+                              <w:sz w:val="16"/>
+                              <w:szCs w:val="16"/>
+                            </w:rPr>
                           </w:pPr>
                           <w:r>
                             <w:rPr>
@@ -531,7 +1418,7 @@
                               <w:sz w:val="16"/>
                               <w:szCs w:val="16"/>
                             </w:rPr>
-                            <w:t>2</w:t>
+                            <w:t>5</w:t>
                           </w:r>
                           <w:r>
                             <w:rPr>
@@ -547,7 +1434,7 @@
                         </w:p>
                       </w:txbxContent>
                     </wps:txbx>
-                    <wps:bodyPr anchor="t" lIns="635" tIns="635" rIns="635" bIns="635">
+                    <wps:bodyPr anchor="t" lIns="0" tIns="0" rIns="0" bIns="0">
                       <a:noAutofit/>
                     </wps:bodyPr>
                   </wps:wsp>
@@ -558,15 +1445,22 @@
         </mc:Choice>
         <mc:Fallback>
           <w:pict>
-            <v:rect fillcolor="#FFFFFF" style="position:absolute;rotation:-0;width:4.4pt;height:11.3pt;mso-wrap-distance-left:0pt;mso-wrap-distance-right:0pt;mso-wrap-distance-top:0pt;mso-wrap-distance-bottom:0pt;margin-top:782.95pt;mso-position-vertical-relative:page;margin-left:297.45pt;mso-position-horizontal-relative:page">
+            <v:rect fillcolor="#FFFFFF" style="position:absolute;rotation:-0;width:4.45pt;height:11.35pt;mso-wrap-distance-left:0pt;mso-wrap-distance-right:0pt;mso-wrap-distance-top:0pt;mso-wrap-distance-bottom:0pt;margin-top:782.95pt;mso-position-vertical-relative:page;margin-left:297.45pt;mso-position-horizontal-relative:page">
               <v:fill opacity="0f"/>
-              <v:textbox inset="0.000694444444444445in,0.000694444444444445in,0.000694444444444445in,0.000694444444444445in">
+              <v:textbox inset="0in,0in,0in,0in">
                 <w:txbxContent>
                   <w:p>
                     <w:pPr>
                       <w:pStyle w:val="Footer"/>
                       <w:jc w:val="center"/>
-                      <w:rPr/>
+                      <w:rPr>
+                        <w:rStyle w:val="PageNumber"/>
+                        <w:rFonts w:ascii="Arial" w:hAnsi="Arial" w:eastAsia="微軟正黑體" w:cs="Arial"/>
+                        <w:b/>
+                        <w:bCs/>
+                        <w:sz w:val="16"/>
+                        <w:szCs w:val="16"/>
+                      </w:rPr>
                     </w:pPr>
                     <w:r>
                       <w:rPr>
@@ -610,7 +1504,7 @@
                         <w:sz w:val="16"/>
                         <w:szCs w:val="16"/>
                       </w:rPr>
-                      <w:t>2</w:t>
+                      <w:t>5</w:t>
                     </w:r>
                     <w:r>
                       <w:rPr>
@@ -648,14 +1542,48 @@
       </w:tabs>
       <w:ind w:end="-1"/>
       <w:rPr>
-        <w:rFonts w:ascii="微軟正黑體" w:hAnsi="微軟正黑體" w:eastAsia="微軟正黑體" w:cs="微軟正黑體"/>
+        <w:rFonts w:ascii="微軟正黑體" w:hAnsi="微軟正黑體" w:eastAsia="微軟正黑體" w:cs="Arial"/>
         <w:sz w:val="16"/>
         <w:szCs w:val="16"/>
       </w:rPr>
     </w:pPr>
     <w:r>
       <w:rPr>
-        <w:rFonts w:eastAsia="微軟正黑體" w:cs="微軟正黑體" w:ascii="微軟正黑體" w:hAnsi="微軟正黑體"/>
+        <w:rFonts w:ascii="微軟正黑體" w:hAnsi="微軟正黑體" w:cs="微軟正黑體" w:hint="eastAsia" w:eastAsia="微軟正黑體"/>
+        <w:sz w:val="16"/>
+        <w:szCs w:val="16"/>
+      </w:rPr>
+      <w:t>新簡明世界史</w:t>
+    </w:r>
+    <w:r>
+      <w:rPr>
+        <w:rFonts w:eastAsia="微軟正黑體" w:cs="Arial" w:ascii="微軟正黑體" w:hAnsi="微軟正黑體"/>
+        <w:sz w:val="16"/>
+        <w:szCs w:val="16"/>
+      </w:rPr>
+      <w:tab/>
+    </w:r>
+    <w:r>
+      <w:rPr>
+        <w:rFonts w:ascii="微軟正黑體" w:hAnsi="微軟正黑體" w:cs="微軟正黑體" w:hint="eastAsia" w:eastAsia="微軟正黑體"/>
+        <w:sz w:val="16"/>
+        <w:szCs w:val="16"/>
+      </w:rPr>
+      <w:t>自主閱讀材料</w:t>
+    </w:r>
+  </w:p>
+  <w:p>
+    <w:pPr>
+      <w:pStyle w:val="Header"/>
+      <w:rPr>
+        <w:rFonts w:ascii="微軟正黑體" w:hAnsi="微軟正黑體" w:eastAsia="微軟正黑體" w:cs="Arial"/>
+        <w:sz w:val="16"/>
+        <w:szCs w:val="16"/>
+      </w:rPr>
+    </w:pPr>
+    <w:r>
+      <w:rPr>
+        <w:rFonts w:eastAsia="微軟正黑體" w:cs="Arial" w:ascii="微軟正黑體" w:hAnsi="微軟正黑體"/>
         <w:sz w:val="16"/>
         <w:szCs w:val="16"/>
       </w:rPr>
@@ -669,7 +1597,7 @@
   <w:docDefaults>
     <w:rPrDefault>
       <w:rPr>
-        <w:rFonts w:ascii="Liberation Serif" w:hAnsi="Liberation Serif" w:eastAsia="新細明體" w:cs="Arial"/>
+        <w:rFonts w:ascii="Liberation Serif" w:hAnsi="Liberation Serif" w:eastAsia="新細明體" w:cs="Lucida Sans"/>
         <w:sz w:val="24"/>
         <w:szCs w:val="24"/>
         <w:lang w:val="en-US" w:eastAsia="zh-TW" w:bidi="hi-IN"/>
@@ -686,7 +1614,6 @@
     <w:qFormat/>
     <w:pPr>
       <w:widowControl w:val="false"/>
-      <w:suppressAutoHyphens w:val="true"/>
       <w:bidi w:val="0"/>
     </w:pPr>
     <w:rPr>
@@ -695,7 +1622,7 @@
       <w:kern w:val="2"/>
       <w:sz w:val="24"/>
       <w:szCs w:val="22"/>
-      <w:lang w:val="en-US" w:eastAsia="zh-TW" w:bidi="ar-SA"/>
+      <w:lang w:bidi="ar-SA" w:val="en-US" w:eastAsia="zh-TW"/>
     </w:rPr>
   </w:style>
   <w:style w:type="character" w:styleId="WW8Num1z0">
@@ -803,7 +1730,7 @@
       <w:spacing w:before="240" w:after="120"/>
     </w:pPr>
     <w:rPr>
-      <w:rFonts w:ascii="Liberation Sans;Arial" w:hAnsi="Liberation Sans;Arial" w:eastAsia="Noto Sans TC" w:cs="Arial"/>
+      <w:rFonts w:ascii="Liberation Sans" w:hAnsi="Liberation Sans" w:eastAsia="Noto Sans TC" w:cs="Lucida Sans"/>
       <w:sz w:val="28"/>
       <w:szCs w:val="28"/>
     </w:rPr>
@@ -821,7 +1748,7 @@
     <w:basedOn w:val="BodyText"/>
     <w:pPr/>
     <w:rPr>
-      <w:rFonts w:cs="Arial"/>
+      <w:rFonts w:cs="Lucida Sans"/>
     </w:rPr>
   </w:style>
   <w:style w:type="paragraph" w:styleId="Caption">
@@ -833,7 +1760,7 @@
       <w:spacing w:before="120" w:after="120"/>
     </w:pPr>
     <w:rPr>
-      <w:rFonts w:cs="Arial"/>
+      <w:rFonts w:cs="Lucida Sans"/>
       <w:i/>
       <w:iCs/>
       <w:sz w:val="24"/>
@@ -848,23 +1775,7 @@
       <w:suppressLineNumbers/>
     </w:pPr>
     <w:rPr>
-      <w:rFonts w:cs="Arial"/>
-    </w:rPr>
-  </w:style>
-  <w:style w:type="paragraph" w:styleId="caption1">
-    <w:name w:val="caption1"/>
-    <w:basedOn w:val="Normal"/>
-    <w:qFormat/>
-    <w:pPr>
-      <w:suppressLineNumbers/>
-      <w:spacing w:before="120" w:after="120"/>
-    </w:pPr>
-    <w:rPr>
-      <w:rFonts w:cs="Arial"/>
-      <w:i/>
-      <w:iCs/>
-      <w:sz w:val="24"/>
-      <w:szCs w:val="24"/>
+      <w:rFonts w:cs="Lucida Sans"/>
     </w:rPr>
   </w:style>
   <w:style w:type="paragraph" w:styleId="Style19">
@@ -927,7 +1838,6 @@
     <w:qFormat/>
     <w:pPr>
       <w:widowControl w:val="false"/>
-      <w:suppressAutoHyphens w:val="true"/>
       <w:bidi w:val="0"/>
     </w:pPr>
     <w:rPr>
@@ -936,7 +1846,7 @@
       <w:kern w:val="2"/>
       <w:sz w:val="24"/>
       <w:szCs w:val="22"/>
-      <w:lang w:val="en-US" w:eastAsia="zh-TW" w:bidi="ar-SA"/>
+      <w:lang w:bidi="ar-SA" w:val="en-US" w:eastAsia="zh-TW"/>
     </w:rPr>
   </w:style>
   <w:style w:type="paragraph" w:styleId="Style22">
@@ -968,6 +1878,42 @@
     <w:qFormat/>
     <w:pPr/>
     <w:rPr/>
+  </w:style>
+  <w:style w:type="numbering" w:styleId="WW8Num1">
+    <w:name w:val="WW8Num1"/>
+    <w:qFormat/>
+  </w:style>
+  <w:style w:type="numbering" w:styleId="WW8Num2">
+    <w:name w:val="WW8Num2"/>
+    <w:qFormat/>
+  </w:style>
+  <w:style w:type="numbering" w:styleId="WW8Num3">
+    <w:name w:val="WW8Num3"/>
+    <w:qFormat/>
+  </w:style>
+  <w:style w:type="numbering" w:styleId="WW8Num4">
+    <w:name w:val="WW8Num4"/>
+    <w:qFormat/>
+  </w:style>
+  <w:style w:type="numbering" w:styleId="WW8Num5">
+    <w:name w:val="WW8Num5"/>
+    <w:qFormat/>
+  </w:style>
+  <w:style w:type="numbering" w:styleId="WW8Num6">
+    <w:name w:val="WW8Num6"/>
+    <w:qFormat/>
+  </w:style>
+  <w:style w:type="numbering" w:styleId="WW8Num7">
+    <w:name w:val="WW8Num7"/>
+    <w:qFormat/>
+  </w:style>
+  <w:style w:type="numbering" w:styleId="WW8Num8">
+    <w:name w:val="WW8Num8"/>
+    <w:qFormat/>
+  </w:style>
+  <w:style w:type="numbering" w:styleId="WW8Num9">
+    <w:name w:val="WW8Num9"/>
+    <w:qFormat/>
   </w:style>
 </w:styles>
 </file>
@@ -980,37 +1926,37 @@
         <a:srgbClr val="000000"/>
       </a:dk1>
       <a:lt1>
-        <a:srgbClr val="ffffff"/>
+        <a:srgbClr val="FFFFFF"/>
       </a:lt1>
       <a:dk2>
         <a:srgbClr val="000000"/>
       </a:dk2>
       <a:lt2>
-        <a:srgbClr val="ffffff"/>
+        <a:srgbClr val="FFFFFF"/>
       </a:lt2>
       <a:accent1>
-        <a:srgbClr val="18a303"/>
+        <a:srgbClr val="18A303"/>
       </a:accent1>
       <a:accent2>
-        <a:srgbClr val="0369a3"/>
+        <a:srgbClr val="0369A3"/>
       </a:accent2>
       <a:accent3>
-        <a:srgbClr val="a33e03"/>
+        <a:srgbClr val="A33E03"/>
       </a:accent3>
       <a:accent4>
-        <a:srgbClr val="8e03a3"/>
+        <a:srgbClr val="8E03A3"/>
       </a:accent4>
       <a:accent5>
-        <a:srgbClr val="c99c00"/>
+        <a:srgbClr val="C99C00"/>
       </a:accent5>
       <a:accent6>
-        <a:srgbClr val="c9211e"/>
+        <a:srgbClr val="C9211E"/>
       </a:accent6>
       <a:hlink>
-        <a:srgbClr val="0000ee"/>
+        <a:srgbClr val="0000EE"/>
       </a:hlink>
       <a:folHlink>
-        <a:srgbClr val="551a8b"/>
+        <a:srgbClr val="551A8B"/>
       </a:folHlink>
     </a:clrScheme>
     <a:fontScheme name="Office">
